--- a/research/Email_Kyle_McMullan_2026-08-21.docx
+++ b/research/Email_Kyle_McMullan_2026-08-21.docx
@@ -43,6 +43,30 @@
         <w:spacing w:after="160" w:line="276" w:lineRule="auto"/>
       </w:pPr>
       <w:r>
+        <w:t xml:space="preserve">First, thank you. You agreed to this back in July on your own time, at a level of seniority</w:t>
+      </w:r>
+    </w:p>
+    <w:p>
+      <w:pPr>
+        <w:spacing w:after="160" w:line="276" w:lineRule="auto"/>
+      </w:pPr>
+      <w:r>
+        <w:t xml:space="preserve">where nobody would have blinked if you had said no, and you have stayed with it since. I am</w:t>
+      </w:r>
+    </w:p>
+    <w:p>
+      <w:pPr>
+        <w:spacing w:after="160" w:line="276" w:lineRule="auto"/>
+      </w:pPr>
+      <w:r>
+        <w:t xml:space="preserve">grateful for that and I want to say so before I ask you for anything else.</w:t>
+      </w:r>
+    </w:p>
+    <w:p>
+      <w:pPr>
+        <w:spacing w:after="160" w:line="276" w:lineRule="auto"/>
+      </w:pPr>
+      <w:r>
         <w:t xml:space="preserve">The employment article is written and I think it landed where you would want it. It is going</w:t>
       </w:r>
     </w:p>
@@ -51,7 +75,7 @@
         <w:spacing w:after="160" w:line="276" w:lineRule="auto"/>
       </w:pPr>
       <w:r>
-        <w:t xml:space="preserve">to ISACA Journal rather than an academic journal, and your section is the reason that works.</w:t>
+        <w:t xml:space="preserve">to ISACA Journal rather than an academic journal, and your material is the reason that works.</w:t>
       </w:r>
     </w:p>
     <w:p>
@@ -115,39 +139,31 @@
         <w:spacing w:after="160" w:line="276" w:lineRule="auto"/>
       </w:pPr>
       <w:r>
-        <w:t xml:space="preserve">Why ISACA and not a journal. I had been aiming academic, and that was wrong. An academic</w:t>
-      </w:r>
-    </w:p>
-    <w:p>
-      <w:pPr>
-        <w:spacing w:after="160" w:line="276" w:lineRule="auto"/>
-      </w:pPr>
-      <w:r>
-        <w:t xml:space="preserve">venue would treat a single practitioner reviewing her own caseload as a limitation to</w:t>
-      </w:r>
-    </w:p>
-    <w:p>
-      <w:pPr>
-        <w:spacing w:after="160" w:line="276" w:lineRule="auto"/>
-      </w:pPr>
-      <w:r>
-        <w:t xml:space="preserve">defend. An audit readership treats it as the normal unit of work, because it is. The piece</w:t>
-      </w:r>
-    </w:p>
-    <w:p>
-      <w:pPr>
-        <w:spacing w:after="160" w:line="276" w:lineRule="auto"/>
-      </w:pPr>
-      <w:r>
-        <w:t xml:space="preserve">is now written for people who examine files for a living, which is your readership rather</w:t>
-      </w:r>
-    </w:p>
-    <w:p>
-      <w:pPr>
-        <w:spacing w:after="160" w:line="276" w:lineRule="auto"/>
-      </w:pPr>
-      <w:r>
-        <w:t xml:space="preserve">than mine.</w:t>
+        <w:t xml:space="preserve">Why ISACA and not a journal. I had been aiming academic and that was my mistake. An academic</w:t>
+      </w:r>
+    </w:p>
+    <w:p>
+      <w:pPr>
+        <w:spacing w:after="160" w:line="276" w:lineRule="auto"/>
+      </w:pPr>
+      <w:r>
+        <w:t xml:space="preserve">venue would treat a single practitioner reviewing her own caseload as a limitation to defend.</w:t>
+      </w:r>
+    </w:p>
+    <w:p>
+      <w:pPr>
+        <w:spacing w:after="160" w:line="276" w:lineRule="auto"/>
+      </w:pPr>
+      <w:r>
+        <w:t xml:space="preserve">An audit readership treats it as the normal unit of work, because it is. The piece is now</w:t>
+      </w:r>
+    </w:p>
+    <w:p>
+      <w:pPr>
+        <w:spacing w:after="160" w:line="276" w:lineRule="auto"/>
+      </w:pPr>
+      <w:r>
+        <w:t xml:space="preserve">written for people who examine files for a living, which is your readership rather than mine.</w:t>
       </w:r>
     </w:p>
     <w:p>
@@ -227,23 +243,39 @@
         <w:spacing w:after="160" w:line="276" w:lineRule="auto"/>
       </w:pPr>
       <w:r>
-        <w:t xml:space="preserve">escalation trigger is naive, tell me and I will rewrite it however you say or take it out.</w:t>
-      </w:r>
-    </w:p>
-    <w:p>
-      <w:pPr>
-        <w:spacing w:after="160" w:line="276" w:lineRule="auto"/>
-      </w:pPr>
-      <w:r>
-        <w:t xml:space="preserve">The draft is attached. It is 2,500 words, which is short for the amount of ground it covers,</w:t>
-      </w:r>
-    </w:p>
-    <w:p>
-      <w:pPr>
-        <w:spacing w:after="160" w:line="276" w:lineRule="auto"/>
-      </w:pPr>
-      <w:r>
-        <w:t xml:space="preserve">so anything you add I will make room for by cutting elsewhere.</w:t>
+        <w:t xml:space="preserve">escalation trigger is naive, tell me and I will rewrite it however you say or cut it</w:t>
+      </w:r>
+    </w:p>
+    <w:p>
+      <w:pPr>
+        <w:spacing w:after="160" w:line="276" w:lineRule="auto"/>
+      </w:pPr>
+      <w:r>
+        <w:t xml:space="preserve">entirely. I would rather lose the section than publish something that reads as written by</w:t>
+      </w:r>
+    </w:p>
+    <w:p>
+      <w:pPr>
+        <w:spacing w:after="160" w:line="276" w:lineRule="auto"/>
+      </w:pPr>
+      <w:r>
+        <w:t xml:space="preserve">someone who has not done the job.</w:t>
+      </w:r>
+    </w:p>
+    <w:p>
+      <w:pPr>
+        <w:spacing w:after="160" w:line="276" w:lineRule="auto"/>
+      </w:pPr>
+      <w:r>
+        <w:t xml:space="preserve">The draft is attached. It is 2,500 words, short for the ground it covers, so anything you add</w:t>
+      </w:r>
+    </w:p>
+    <w:p>
+      <w:pPr>
+        <w:spacing w:after="160" w:line="276" w:lineRule="auto"/>
+      </w:pPr>
+      <w:r>
+        <w:t xml:space="preserve">I will make room for by cutting elsewhere.</w:t>
       </w:r>
     </w:p>
     <w:p>
@@ -293,7 +325,15 @@
         <w:spacing w:after="160" w:line="276" w:lineRule="auto"/>
       </w:pPr>
       <w:r>
-        <w:t xml:space="preserve">   your edits, or your rewrite. Tracked changes on the attachment is perfectly fine.</w:t>
+        <w:t xml:space="preserve">   your edits, or your rewrite. Tracked changes on the attachment is perfectly fine and the</w:t>
+      </w:r>
+    </w:p>
+    <w:p>
+      <w:pPr>
+        <w:spacing w:after="160" w:line="276" w:lineRule="auto"/>
+      </w:pPr>
+      <w:r>
+        <w:t xml:space="preserve">   least work for you.</w:t>
       </w:r>
     </w:p>
     <w:p>
@@ -310,23 +350,23 @@
         <w:spacing w:after="160" w:line="276" w:lineRule="auto"/>
       </w:pPr>
       <w:r>
-        <w:t xml:space="preserve">   examinations, one per failure pattern. No client names, no identifying detail. They are</w:t>
-      </w:r>
-    </w:p>
-    <w:p>
-      <w:pPr>
-        <w:spacing w:after="160" w:line="276" w:lineRule="auto"/>
-      </w:pPr>
-      <w:r>
-        <w:t xml:space="preserve">   not required and I will not hold the article for them, but they would be the best thing in</w:t>
-      </w:r>
-    </w:p>
-    <w:p>
-      <w:pPr>
-        <w:spacing w:after="160" w:line="276" w:lineRule="auto"/>
-      </w:pPr>
-      <w:r>
-        <w:t xml:space="preserve">   the piece.</w:t>
+        <w:t xml:space="preserve">   examinations, one per failure pattern. No client names, no identifying detail. Not</w:t>
+      </w:r>
+    </w:p>
+    <w:p>
+      <w:pPr>
+        <w:spacing w:after="160" w:line="276" w:lineRule="auto"/>
+      </w:pPr>
+      <w:r>
+        <w:t xml:space="preserve">   required and I will not hold the article for them, but they would be the best thing in the</w:t>
+      </w:r>
+    </w:p>
+    <w:p>
+      <w:pPr>
+        <w:spacing w:after="160" w:line="276" w:lineRule="auto"/>
+      </w:pPr>
+      <w:r>
+        <w:t xml:space="preserve">   piece.</w:t>
       </w:r>
     </w:p>
     <w:p>
@@ -335,23 +375,71 @@
         <w:spacing w:after="60"/>
       </w:pPr>
       <w:r>
-        <w:t xml:space="preserve">4. Two declarations the publication asks of every author, in your own words: whether you hold</w:t>
-      </w:r>
-    </w:p>
-    <w:p>
-      <w:pPr>
-        <w:spacing w:after="160" w:line="276" w:lineRule="auto"/>
-      </w:pPr>
-      <w:r>
-        <w:t xml:space="preserve">   any financial or commercial interest in the Justification Review Standard, and whether you</w:t>
-      </w:r>
-    </w:p>
-    <w:p>
-      <w:pPr>
-        <w:spacing w:after="160" w:line="276" w:lineRule="auto"/>
-      </w:pPr>
-      <w:r>
-        <w:t xml:space="preserve">   received any funding for this work.</w:t>
+        <w:t xml:space="preserve">4. Two declarations the publication asks of every author. They sound formal and they are</w:t>
+      </w:r>
+    </w:p>
+    <w:p>
+      <w:pPr>
+        <w:spacing w:after="160" w:line="276" w:lineRule="auto"/>
+      </w:pPr>
+      <w:r>
+        <w:t xml:space="preserve">   genuinely routine. Something like this is all that is needed, and you can copy it straight</w:t>
+      </w:r>
+    </w:p>
+    <w:p>
+      <w:pPr>
+        <w:spacing w:after="160" w:line="276" w:lineRule="auto"/>
+      </w:pPr>
+      <w:r>
+        <w:t xml:space="preserve">   out if it is accurate:</w:t>
+      </w:r>
+    </w:p>
+    <w:p>
+      <w:pPr>
+        <w:spacing w:after="160" w:line="276" w:lineRule="auto"/>
+      </w:pPr>
+      <w:r>
+        <w:t xml:space="preserve">      "I have no financial or commercial interest in the Justification Review Standard.</w:t>
+      </w:r>
+    </w:p>
+    <w:p>
+      <w:pPr>
+        <w:spacing w:after="160" w:line="276" w:lineRule="auto"/>
+      </w:pPr>
+      <w:r>
+        <w:t xml:space="preserve">       I received no funding for this work."</w:t>
+      </w:r>
+    </w:p>
+    <w:p>
+      <w:pPr>
+        <w:spacing w:after="160" w:line="276" w:lineRule="auto"/>
+      </w:pPr>
+      <w:r>
+        <w:t xml:space="preserve">   If either is not quite right, just say what is. For example, if any of your time on this</w:t>
+      </w:r>
+    </w:p>
+    <w:p>
+      <w:pPr>
+        <w:spacing w:after="160" w:line="276" w:lineRule="auto"/>
+      </w:pPr>
+      <w:r>
+        <w:t xml:space="preserve">   was on an employer's clock, or if your firm has any relationship with the work, that goes</w:t>
+      </w:r>
+    </w:p>
+    <w:p>
+      <w:pPr>
+        <w:spacing w:after="160" w:line="276" w:lineRule="auto"/>
+      </w:pPr>
+      <w:r>
+        <w:t xml:space="preserve">   in and is completely normal to declare. There is no wrong answer, which is exactly why it</w:t>
+      </w:r>
+    </w:p>
+    <w:p>
+      <w:pPr>
+        <w:spacing w:after="160" w:line="276" w:lineRule="auto"/>
+      </w:pPr>
+      <w:r>
+        <w:t xml:space="preserve">   has to be in your words and not mine.</w:t>
       </w:r>
     </w:p>
     <w:p>
@@ -360,15 +448,39 @@
         <w:spacing w:after="60"/>
       </w:pPr>
       <w:r>
-        <w:t xml:space="preserve">5. A short professional bio, two or three lines. ISACA specifically asks authors to leave</w:t>
-      </w:r>
-    </w:p>
-    <w:p>
-      <w:pPr>
-        <w:spacing w:after="160" w:line="276" w:lineRule="auto"/>
-      </w:pPr>
-      <w:r>
-        <w:t xml:space="preserve">   education out, so current role, background and affiliations only.</w:t>
+        <w:t xml:space="preserve">5. A short professional bio, two or three lines. ISACA asks authors to leave education out,</w:t>
+      </w:r>
+    </w:p>
+    <w:p>
+      <w:pPr>
+        <w:spacing w:after="160" w:line="276" w:lineRule="auto"/>
+      </w:pPr>
+      <w:r>
+        <w:t xml:space="preserve">   so current role, background and affiliations only. Mine reads: "Phillip Wikes is an AI</w:t>
+      </w:r>
+    </w:p>
+    <w:p>
+      <w:pPr>
+        <w:spacing w:after="160" w:line="276" w:lineRule="auto"/>
+      </w:pPr>
+      <w:r>
+        <w:t xml:space="preserve">   Governance and Cognitive Risk Advisor focused on documentation integrity and record-level</w:t>
+      </w:r>
+    </w:p>
+    <w:p>
+      <w:pPr>
+        <w:spacing w:after="160" w:line="276" w:lineRule="auto"/>
+      </w:pPr>
+      <w:r>
+        <w:t xml:space="preserve">   controls in AI-assisted environments. He served as a Lead Civil Rights Officer at the</w:t>
+      </w:r>
+    </w:p>
+    <w:p>
+      <w:pPr>
+        <w:spacing w:after="160" w:line="276" w:lineRule="auto"/>
+      </w:pPr>
+      <w:r>
+        <w:t xml:space="preserve">   Maryland Commission on Civil Rights." Yours can be shorter.</w:t>
       </w:r>
     </w:p>
     <w:p>
@@ -384,23 +496,31 @@
         <w:spacing w:after="160" w:line="276" w:lineRule="auto"/>
       </w:pPr>
       <w:r>
-        <w:t xml:space="preserve">Thank you for staying with this since July. A section written by someone who has actually had</w:t>
-      </w:r>
-    </w:p>
-    <w:p>
-      <w:pPr>
-        <w:spacing w:after="160" w:line="276" w:lineRule="auto"/>
-      </w:pPr>
-      <w:r>
-        <w:t xml:space="preserve">to test a file under examination carries weight that I could not manufacture, and it is the</w:t>
-      </w:r>
-    </w:p>
-    <w:p>
-      <w:pPr>
-        <w:spacing w:after="160" w:line="276" w:lineRule="auto"/>
-      </w:pPr>
-      <w:r>
-        <w:t xml:space="preserve">part of this article an ISACA reader will recognise immediately.</w:t>
+        <w:t xml:space="preserve">Thank you again for staying with this since July, unpaid and on top of a demanding job. A</w:t>
+      </w:r>
+    </w:p>
+    <w:p>
+      <w:pPr>
+        <w:spacing w:after="160" w:line="276" w:lineRule="auto"/>
+      </w:pPr>
+      <w:r>
+        <w:t xml:space="preserve">section written by someone who has actually had to test a file under examination carries</w:t>
+      </w:r>
+    </w:p>
+    <w:p>
+      <w:pPr>
+        <w:spacing w:after="160" w:line="276" w:lineRule="auto"/>
+      </w:pPr>
+      <w:r>
+        <w:t xml:space="preserve">weight I could not manufacture, and it is the part of this article an ISACA reader will</w:t>
+      </w:r>
+    </w:p>
+    <w:p>
+      <w:pPr>
+        <w:spacing w:after="160" w:line="276" w:lineRule="auto"/>
+      </w:pPr>
+      <w:r>
+        <w:t xml:space="preserve">recognise immediately as real.</w:t>
       </w:r>
     </w:p>
     <w:p>
@@ -504,23 +624,61 @@
         <w:t xml:space="preserve">On inviting correction of the control section.</w:t>
       </w:r>
       <w:r>
-        <w:t xml:space="preserve"> That section is new, written from outside</w:t>
-      </w:r>
-    </w:p>
-    <w:p>
-      <w:pPr>
-        <w:spacing w:after="160" w:line="276" w:lineRule="auto"/>
-      </w:pPr>
-      <w:r>
-        <w:t xml:space="preserve">audit practice, and it is the most likely thing in the article to be wrong. Asking him</w:t>
-      </w:r>
-    </w:p>
-    <w:p>
-      <w:pPr>
-        <w:spacing w:after="160" w:line="276" w:lineRule="auto"/>
-      </w:pPr>
-      <w:r>
-        <w:t xml:space="preserve">directly is both honest and the fastest route to it being right.</w:t>
+        <w:t xml:space="preserve"> It is new, written from outside audit</w:t>
+      </w:r>
+    </w:p>
+    <w:p>
+      <w:pPr>
+        <w:spacing w:after="160" w:line="276" w:lineRule="auto"/>
+      </w:pPr>
+      <w:r>
+        <w:t xml:space="preserve">practice, and the most likely thing in the article to be wrong. Offering to cut it entirely</w:t>
+      </w:r>
+    </w:p>
+    <w:p>
+      <w:pPr>
+        <w:spacing w:after="160" w:line="276" w:lineRule="auto"/>
+      </w:pPr>
+      <w:r>
+        <w:t xml:space="preserve">rather than defend it is both honest and the fastest route to it being right.</w:t>
+      </w:r>
+    </w:p>
+    <w:p>
+      <w:pPr>
+        <w:spacing w:after="160" w:line="276" w:lineRule="auto"/>
+      </w:pPr>
+      <w:r>
+        <w:rPr>
+          <w:b/>
+        </w:rPr>
+        <w:t xml:space="preserve">On the declaration examples.</w:t>
+      </w:r>
+      <w:r>
+        <w:t xml:space="preserve"> Copyable wording removes the main reason people stall on</w:t>
+      </w:r>
+    </w:p>
+    <w:p>
+      <w:pPr>
+        <w:spacing w:after="160" w:line="276" w:lineRule="auto"/>
+      </w:pPr>
+      <w:r>
+        <w:t xml:space="preserve">these. His case is more likely than Tanvi's to have something real in the funding line, given</w:t>
+      </w:r>
+    </w:p>
+    <w:p>
+      <w:pPr>
+        <w:spacing w:after="160" w:line="276" w:lineRule="auto"/>
+      </w:pPr>
+      <w:r>
+        <w:t xml:space="preserve">a Big Four and Citi background, so the email names employer time explicitly as a normal thing</w:t>
+      </w:r>
+    </w:p>
+    <w:p>
+      <w:pPr>
+        <w:spacing w:after="160" w:line="276" w:lineRule="auto"/>
+      </w:pPr>
+      <w:r>
+        <w:t xml:space="preserve">to declare rather than a problem.</w:t>
       </w:r>
     </w:p>
     <w:p>
@@ -534,45 +692,23 @@
         <w:t xml:space="preserve">On the examples being optional.</w:t>
       </w:r>
       <w:r>
-        <w:t xml:space="preserve"> They have been outstanding since 18 July. Making them a</w:t>
-      </w:r>
-    </w:p>
-    <w:p>
-      <w:pPr>
-        <w:spacing w:after="160" w:line="276" w:lineRule="auto"/>
-      </w:pPr>
-      <w:r>
-        <w:t xml:space="preserve">blocker risks another month. The article is submittable without them and better with them,</w:t>
-      </w:r>
-    </w:p>
-    <w:p>
-      <w:pPr>
-        <w:spacing w:after="160" w:line="276" w:lineRule="auto"/>
-      </w:pPr>
-      <w:r>
-        <w:t xml:space="preserve">and the email says exactly that.</w:t>
-      </w:r>
-    </w:p>
-    <w:p>
-      <w:pPr>
-        <w:spacing w:after="160" w:line="276" w:lineRule="auto"/>
-      </w:pPr>
-      <w:r>
-        <w:rPr>
-          <w:b/>
-        </w:rPr>
-        <w:t xml:space="preserve">The five asks are numbered so one reply completes everything</w:t>
-      </w:r>
-      <w:r>
-        <w:t xml:space="preserve">: printed name, section</w:t>
-      </w:r>
-    </w:p>
-    <w:p>
-      <w:pPr>
-        <w:spacing w:after="160" w:line="276" w:lineRule="auto"/>
-      </w:pPr>
-      <w:r>
-        <w:t xml:space="preserve">approval, optional examples, both declarations, and the bio ISACA requires.</w:t>
+        <w:t xml:space="preserve"> Outstanding since 18 July. Making them a blocker risks</w:t>
+      </w:r>
+    </w:p>
+    <w:p>
+      <w:pPr>
+        <w:spacing w:after="160" w:line="276" w:lineRule="auto"/>
+      </w:pPr>
+      <w:r>
+        <w:t xml:space="preserve">another month. The article is submittable without them and better with them, and the email</w:t>
+      </w:r>
+    </w:p>
+    <w:p>
+      <w:pPr>
+        <w:spacing w:after="160" w:line="276" w:lineRule="auto"/>
+      </w:pPr>
+      <w:r>
+        <w:t xml:space="preserve">says exactly that.</w:t>
       </w:r>
     </w:p>
     <w:sectPr>
